--- a/docs/技术方法说明.docx
+++ b/docs/技术方法说明.docx
@@ -4,2206 +4,247 @@
   <w:body>
     <w:p>
       <w:pPr>
-        <w:jc w:val="left"/>
+        <w:spacing w:before="0" w:after="160" w:line="360" w:lineRule="auto"/>
+        <w:jc w:val="center"/>
       </w:pPr>
       <w:r>
         <w:rPr>
-          <w:rFonts w:ascii="黑体" w:hAnsi="黑体" w:eastAsia="黑体"/>
+          <w:rFonts w:ascii="宋体" w:hAnsi="宋体" w:eastAsia="宋体"/>
           <w:b/>
-          <w:sz w:val="44"/>
+          <w:color w:val="000000"/>
+          <w:sz w:val="32"/>
         </w:rPr>
         <w:t>技术方法说明</w:t>
       </w:r>
     </w:p>
     <w:p>
+      <w:pPr>
+        <w:spacing w:before="0" w:after="280" w:line="240" w:lineRule="auto"/>
+        <w:jc w:val="center"/>
+      </w:pPr>
       <w:r>
         <w:rPr>
           <w:rFonts w:ascii="宋体" w:hAnsi="宋体" w:eastAsia="宋体"/>
           <w:b w:val="0"/>
-          <w:color w:val="6A675E"/>
-          <w:sz w:val="22"/>
+          <w:color w:val="000000"/>
+          <w:sz w:val="21"/>
         </w:rPr>
-        <w:t>《杜诗星海》｜一千四百六十八首诗，一片由代码生成的天</w:t>
-      </w:r>
-    </w:p>
-    <w:p/>
-    <w:p>
-      <w:pPr>
-        <w:pStyle w:val="Heading1"/>
-      </w:pPr>
-      <w:r>
-        <w:t>一、这个作品是什么</w:t>
+        <w:t>（正文 739 字）</w:t>
       </w:r>
     </w:p>
     <w:p>
       <w:pPr>
-        <w:ind w:firstLine="420"/>
+        <w:spacing w:before="240" w:after="80" w:line="360" w:lineRule="auto"/>
+        <w:jc w:val="left"/>
       </w:pPr>
       <w:r>
         <w:rPr>
           <w:rFonts w:ascii="宋体" w:hAnsi="宋体" w:eastAsia="宋体"/>
-          <w:sz w:val="21"/>
+          <w:b/>
+          <w:color w:val="000000"/>
+          <w:sz w:val="24"/>
         </w:rPr>
-        <w:t>《杜诗星海》把杜甫现存的一千四百六十八首诗放进同一片三维空间：位置由用词与意象决定，亮度与体量由它们离原点的远近决定。打开页面，看到的是一片四臂旋涡星系；每一颗可点开的星，是一首诗。它不是把诗做成插画，而是把"诗与诗的关系"直接画成几何。</w:t>
+        <w:t>一、语料与清洗</w:t>
       </w:r>
     </w:p>
     <w:p>
       <w:pPr>
-        <w:ind w:firstLine="420"/>
+        <w:spacing w:line="360" w:lineRule="auto" w:before="0" w:after="0"/>
+        <w:ind w:firstLine="480" w:firstLineChars="200"/>
       </w:pPr>
       <w:r>
         <w:rPr>
           <w:rFonts w:ascii="宋体" w:hAnsi="宋体" w:eastAsia="宋体"/>
-          <w:sz w:val="21"/>
+          <w:b w:val="0"/>
+          <w:color w:val="000000"/>
+          <w:sz w:val="24"/>
         </w:rPr>
-        <w:t>全部画面由浏览器里的 Canvas 2D 实时算出：没有照片，没有贴图，没有任何外部依赖。交付的单文件 3.4 MB，双击即开，断网可用。</w:t>
-      </w:r>
-    </w:p>
-    <w:tbl>
-      <w:tblPr>
-        <w:tblStyle w:val="TableGrid"/>
-        <w:tblW w:type="auto" w:w="0"/>
-        <w:jc w:val="center"/>
-        <w:tblLook w:firstColumn="1" w:firstRow="1" w:lastColumn="0" w:lastRow="0" w:noHBand="0" w:noVBand="1" w:val="04A0"/>
-      </w:tblPr>
-      <w:tblGrid>
-        <w:gridCol w:w="3061"/>
-        <w:gridCol w:w="3061"/>
-        <w:gridCol w:w="3061"/>
-      </w:tblGrid>
-      <w:tr>
-        <w:tc>
-          <w:tcPr>
-            <w:tcW w:type="dxa" w:w="1814"/>
-            <w:shd w:val="clear" w:fill="F2EFE6"/>
-          </w:tcPr>
-          <w:p>
-            <w:r/>
-            <w:r>
-              <w:rPr>
-                <w:rFonts w:ascii="黑体" w:hAnsi="黑体" w:eastAsia="黑体"/>
-                <w:b/>
-                <w:sz w:val="19"/>
-              </w:rPr>
-              <w:t>项</w:t>
-            </w:r>
-          </w:p>
-        </w:tc>
-        <w:tc>
-          <w:tcPr>
-            <w:tcW w:type="dxa" w:w="2041"/>
-            <w:shd w:val="clear" w:fill="F2EFE6"/>
-          </w:tcPr>
-          <w:p>
-            <w:r/>
-            <w:r>
-              <w:rPr>
-                <w:rFonts w:ascii="黑体" w:hAnsi="黑体" w:eastAsia="黑体"/>
-                <w:b/>
-                <w:sz w:val="19"/>
-              </w:rPr>
-              <w:t>数量</w:t>
-            </w:r>
-          </w:p>
-        </w:tc>
-        <w:tc>
-          <w:tcPr>
-            <w:tcW w:type="dxa" w:w="5102"/>
-            <w:shd w:val="clear" w:fill="F2EFE6"/>
-          </w:tcPr>
-          <w:p>
-            <w:r/>
-            <w:r>
-              <w:rPr>
-                <w:rFonts w:ascii="黑体" w:hAnsi="黑体" w:eastAsia="黑体"/>
-                <w:b/>
-                <w:sz w:val="19"/>
-              </w:rPr>
-              <w:t>说明</w:t>
-            </w:r>
-          </w:p>
-        </w:tc>
-      </w:tr>
-      <w:tr>
-        <w:tc>
-          <w:tcPr>
-            <w:tcW w:type="dxa" w:w="1814"/>
-          </w:tcPr>
-          <w:p>
-            <w:r/>
-            <w:r>
-              <w:rPr>
-                <w:rFonts w:ascii="宋体" w:hAnsi="宋体" w:eastAsia="宋体"/>
-                <w:sz w:val="19"/>
-              </w:rPr>
-              <w:t>诗</w:t>
-            </w:r>
-          </w:p>
-        </w:tc>
-        <w:tc>
-          <w:tcPr>
-            <w:tcW w:type="dxa" w:w="2041"/>
-          </w:tcPr>
-          <w:p>
-            <w:r/>
-            <w:r>
-              <w:rPr>
-                <w:rFonts w:ascii="宋体" w:hAnsi="宋体" w:eastAsia="宋体"/>
-                <w:sz w:val="19"/>
-              </w:rPr>
-              <w:t>1,468 首</w:t>
-            </w:r>
-          </w:p>
-        </w:tc>
-        <w:tc>
-          <w:tcPr>
-            <w:tcW w:type="dxa" w:w="5102"/>
-          </w:tcPr>
-          <w:p>
-            <w:r/>
-            <w:r>
-              <w:rPr>
-                <w:rFonts w:ascii="宋体" w:hAnsi="宋体" w:eastAsia="宋体"/>
-                <w:sz w:val="19"/>
-              </w:rPr>
-              <w:t>杜甫现存全部诗作</w:t>
-            </w:r>
-          </w:p>
-        </w:tc>
-      </w:tr>
-      <w:tr>
-        <w:tc>
-          <w:tcPr>
-            <w:tcW w:type="dxa" w:w="1814"/>
-          </w:tcPr>
-          <w:p>
-            <w:r/>
-            <w:r>
-              <w:rPr>
-                <w:rFonts w:ascii="宋体" w:hAnsi="宋体" w:eastAsia="宋体"/>
-                <w:sz w:val="19"/>
-              </w:rPr>
-              <w:t>正文字数</w:t>
-            </w:r>
-          </w:p>
-        </w:tc>
-        <w:tc>
-          <w:tcPr>
-            <w:tcW w:type="dxa" w:w="2041"/>
-          </w:tcPr>
-          <w:p>
-            <w:r/>
-            <w:r>
-              <w:rPr>
-                <w:rFonts w:ascii="宋体" w:hAnsi="宋体" w:eastAsia="宋体"/>
-                <w:sz w:val="19"/>
-              </w:rPr>
-              <w:t>105,780 字</w:t>
-            </w:r>
-          </w:p>
-        </w:tc>
-        <w:tc>
-          <w:tcPr>
-            <w:tcW w:type="dxa" w:w="5102"/>
-          </w:tcPr>
-          <w:p>
-            <w:r/>
-            <w:r>
-              <w:rPr>
-                <w:rFonts w:ascii="宋体" w:hAnsi="宋体" w:eastAsia="宋体"/>
-                <w:sz w:val="19"/>
-              </w:rPr>
-              <w:t>不含诗题</w:t>
-            </w:r>
-          </w:p>
-        </w:tc>
-      </w:tr>
-      <w:tr>
-        <w:tc>
-          <w:tcPr>
-            <w:tcW w:type="dxa" w:w="1814"/>
-          </w:tcPr>
-          <w:p>
-            <w:r/>
-            <w:r>
-              <w:rPr>
-                <w:rFonts w:ascii="宋体" w:hAnsi="宋体" w:eastAsia="宋体"/>
-                <w:sz w:val="19"/>
-              </w:rPr>
-              <w:t>可数星</w:t>
-            </w:r>
-          </w:p>
-        </w:tc>
-        <w:tc>
-          <w:tcPr>
-            <w:tcW w:type="dxa" w:w="2041"/>
-          </w:tcPr>
-          <w:p>
-            <w:r/>
-            <w:r>
-              <w:rPr>
-                <w:rFonts w:ascii="宋体" w:hAnsi="宋体" w:eastAsia="宋体"/>
-                <w:sz w:val="19"/>
-              </w:rPr>
-              <w:t>134,000 颗</w:t>
-            </w:r>
-          </w:p>
-        </w:tc>
-        <w:tc>
-          <w:tcPr>
-            <w:tcW w:type="dxa" w:w="5102"/>
-          </w:tcPr>
-          <w:p>
-            <w:r/>
-            <w:r>
-              <w:rPr>
-                <w:rFonts w:ascii="宋体" w:hAnsi="宋体" w:eastAsia="宋体"/>
-                <w:sz w:val="19"/>
-              </w:rPr>
-              <w:t>盘内 96,000 + 远景壳 38,000</w:t>
-            </w:r>
-          </w:p>
-        </w:tc>
-      </w:tr>
-      <w:tr>
-        <w:tc>
-          <w:tcPr>
-            <w:tcW w:type="dxa" w:w="1814"/>
-          </w:tcPr>
-          <w:p>
-            <w:r/>
-            <w:r>
-              <w:rPr>
-                <w:rFonts w:ascii="宋体" w:hAnsi="宋体" w:eastAsia="宋体"/>
-                <w:sz w:val="19"/>
-              </w:rPr>
-              <w:t>尘埃星</w:t>
-            </w:r>
-          </w:p>
-        </w:tc>
-        <w:tc>
-          <w:tcPr>
-            <w:tcW w:type="dxa" w:w="2041"/>
-          </w:tcPr>
-          <w:p>
-            <w:r/>
-            <w:r>
-              <w:rPr>
-                <w:rFonts w:ascii="宋体" w:hAnsi="宋体" w:eastAsia="宋体"/>
-                <w:sz w:val="19"/>
-              </w:rPr>
-              <w:t>560,000 颗</w:t>
-            </w:r>
-          </w:p>
-        </w:tc>
-        <w:tc>
-          <w:tcPr>
-            <w:tcW w:type="dxa" w:w="5102"/>
-          </w:tcPr>
-          <w:p>
-            <w:r/>
-            <w:r>
-              <w:rPr>
-                <w:rFonts w:ascii="宋体" w:hAnsi="宋体" w:eastAsia="宋体"/>
-                <w:sz w:val="19"/>
-              </w:rPr>
-              <w:t>盘内 310,000 + 深空 250,000</w:t>
-            </w:r>
-          </w:p>
-        </w:tc>
-      </w:tr>
-      <w:tr>
-        <w:tc>
-          <w:tcPr>
-            <w:tcW w:type="dxa" w:w="1814"/>
-          </w:tcPr>
-          <w:p>
-            <w:r/>
-            <w:r>
-              <w:rPr>
-                <w:rFonts w:ascii="宋体" w:hAnsi="宋体" w:eastAsia="宋体"/>
-                <w:sz w:val="19"/>
-              </w:rPr>
-              <w:t>臂间闪烁星</w:t>
-            </w:r>
-          </w:p>
-        </w:tc>
-        <w:tc>
-          <w:tcPr>
-            <w:tcW w:type="dxa" w:w="2041"/>
-          </w:tcPr>
-          <w:p>
-            <w:r/>
-            <w:r>
-              <w:rPr>
-                <w:rFonts w:ascii="宋体" w:hAnsi="宋体" w:eastAsia="宋体"/>
-                <w:sz w:val="19"/>
-              </w:rPr>
-              <w:t>4,200 颗</w:t>
-            </w:r>
-          </w:p>
-        </w:tc>
-        <w:tc>
-          <w:tcPr>
-            <w:tcW w:type="dxa" w:w="5102"/>
-          </w:tcPr>
-          <w:p>
-            <w:r/>
-            <w:r>
-              <w:rPr>
-                <w:rFonts w:ascii="宋体" w:hAnsi="宋体" w:eastAsia="宋体"/>
-                <w:sz w:val="19"/>
-              </w:rPr>
-              <w:t>逐帧计算，不进缓存</w:t>
-            </w:r>
-          </w:p>
-        </w:tc>
-      </w:tr>
-      <w:tr>
-        <w:tc>
-          <w:tcPr>
-            <w:tcW w:type="dxa" w:w="1814"/>
-          </w:tcPr>
-          <w:p>
-            <w:r/>
-            <w:r>
-              <w:rPr>
-                <w:rFonts w:ascii="宋体" w:hAnsi="宋体" w:eastAsia="宋体"/>
-                <w:sz w:val="19"/>
-              </w:rPr>
-              <w:t>机器伪诗</w:t>
-            </w:r>
-          </w:p>
-        </w:tc>
-        <w:tc>
-          <w:tcPr>
-            <w:tcW w:type="dxa" w:w="2041"/>
-          </w:tcPr>
-          <w:p>
-            <w:r/>
-            <w:r>
-              <w:rPr>
-                <w:rFonts w:ascii="宋体" w:hAnsi="宋体" w:eastAsia="宋体"/>
-                <w:sz w:val="19"/>
-              </w:rPr>
-              <w:t>20,000 首</w:t>
-            </w:r>
-          </w:p>
-        </w:tc>
-        <w:tc>
-          <w:tcPr>
-            <w:tcW w:type="dxa" w:w="5102"/>
-          </w:tcPr>
-          <w:p>
-            <w:r/>
-            <w:r>
-              <w:rPr>
-                <w:rFonts w:ascii="宋体" w:hAnsi="宋体" w:eastAsia="宋体"/>
-                <w:sz w:val="19"/>
-              </w:rPr>
-              <w:t>用杜甫自己的字拼成，明确标注</w:t>
-            </w:r>
-          </w:p>
-        </w:tc>
-      </w:tr>
-      <w:tr>
-        <w:tc>
-          <w:tcPr>
-            <w:tcW w:type="dxa" w:w="1814"/>
-          </w:tcPr>
-          <w:p>
-            <w:r/>
-            <w:r>
-              <w:rPr>
-                <w:rFonts w:ascii="宋体" w:hAnsi="宋体" w:eastAsia="宋体"/>
-                <w:sz w:val="19"/>
-              </w:rPr>
-              <w:t>交游诗人</w:t>
-            </w:r>
-          </w:p>
-        </w:tc>
-        <w:tc>
-          <w:tcPr>
-            <w:tcW w:type="dxa" w:w="2041"/>
-          </w:tcPr>
-          <w:p>
-            <w:r/>
-            <w:r>
-              <w:rPr>
-                <w:rFonts w:ascii="宋体" w:hAnsi="宋体" w:eastAsia="宋体"/>
-                <w:sz w:val="19"/>
-              </w:rPr>
-              <w:t>12 位</w:t>
-            </w:r>
-          </w:p>
-        </w:tc>
-        <w:tc>
-          <w:tcPr>
-            <w:tcW w:type="dxa" w:w="5102"/>
-          </w:tcPr>
-          <w:p>
-            <w:r/>
-            <w:r>
-              <w:rPr>
-                <w:rFonts w:ascii="宋体" w:hAnsi="宋体" w:eastAsia="宋体"/>
-                <w:sz w:val="19"/>
-              </w:rPr>
-              <w:t>李白、高适、严武、郑虔、岑参等</w:t>
-            </w:r>
-          </w:p>
-        </w:tc>
-      </w:tr>
-      <w:tr>
-        <w:tc>
-          <w:tcPr>
-            <w:tcW w:type="dxa" w:w="1814"/>
-          </w:tcPr>
-          <w:p>
-            <w:r/>
-            <w:r>
-              <w:rPr>
-                <w:rFonts w:ascii="宋体" w:hAnsi="宋体" w:eastAsia="宋体"/>
-                <w:sz w:val="19"/>
-              </w:rPr>
-              <w:t>历代评点</w:t>
-            </w:r>
-          </w:p>
-        </w:tc>
-        <w:tc>
-          <w:tcPr>
-            <w:tcW w:type="dxa" w:w="2041"/>
-          </w:tcPr>
-          <w:p>
-            <w:r/>
-            <w:r>
-              <w:rPr>
-                <w:rFonts w:ascii="宋体" w:hAnsi="宋体" w:eastAsia="宋体"/>
-                <w:sz w:val="19"/>
-              </w:rPr>
-              <w:t>30 条</w:t>
-            </w:r>
-          </w:p>
-        </w:tc>
-        <w:tc>
-          <w:tcPr>
-            <w:tcW w:type="dxa" w:w="5102"/>
-          </w:tcPr>
-          <w:p>
-            <w:r/>
-            <w:r>
-              <w:rPr>
-                <w:rFonts w:ascii="宋体" w:hAnsi="宋体" w:eastAsia="宋体"/>
-                <w:sz w:val="19"/>
-              </w:rPr>
-              <w:t>杜甫自述至清人评语</w:t>
-            </w:r>
-          </w:p>
-        </w:tc>
-      </w:tr>
-      <w:tr>
-        <w:tc>
-          <w:tcPr>
-            <w:tcW w:type="dxa" w:w="1814"/>
-          </w:tcPr>
-          <w:p>
-            <w:r/>
-            <w:r>
-              <w:rPr>
-                <w:rFonts w:ascii="宋体" w:hAnsi="宋体" w:eastAsia="宋体"/>
-                <w:sz w:val="19"/>
-              </w:rPr>
-              <w:t>单文件</w:t>
-            </w:r>
-          </w:p>
-        </w:tc>
-        <w:tc>
-          <w:tcPr>
-            <w:tcW w:type="dxa" w:w="2041"/>
-          </w:tcPr>
-          <w:p>
-            <w:r/>
-            <w:r>
-              <w:rPr>
-                <w:rFonts w:ascii="宋体" w:hAnsi="宋体" w:eastAsia="宋体"/>
-                <w:sz w:val="19"/>
-              </w:rPr>
-              <w:t>3.4 MB</w:t>
-            </w:r>
-          </w:p>
-        </w:tc>
-        <w:tc>
-          <w:tcPr>
-            <w:tcW w:type="dxa" w:w="5102"/>
-          </w:tcPr>
-          <w:p>
-            <w:r/>
-            <w:r>
-              <w:rPr>
-                <w:rFonts w:ascii="宋体" w:hAnsi="宋体" w:eastAsia="宋体"/>
-                <w:sz w:val="19"/>
-              </w:rPr>
-              <w:t>数据、星海、31 幅精选配图全部内联</w:t>
-            </w:r>
-          </w:p>
-        </w:tc>
-      </w:tr>
-    </w:tbl>
-    <w:p/>
-    <w:p>
-      <w:pPr>
-        <w:pStyle w:val="Heading1"/>
-      </w:pPr>
-      <w:r>
-        <w:t>二、语料：从 57,607 首到 1,468 首</w:t>
+        <w:t>语料取自开源《全唐诗》，全库 57,607 首，按作者筛出杜甫 1,489 条，以正文前二十字去重，再对同题诗做 difflib 相似度比对（阈值 0.85），剔除 3 首，得 1,468 首。底本为繁体且多异体，先用 OpenCC 逐字转换，再叠加自建异体字表一百二十余条（劒→剑、猨→猿、桮→杯）；转换前对“乾坤”做词级保护，否则会被误简为“干坤”。</w:t>
       </w:r>
     </w:p>
     <w:p>
       <w:pPr>
-        <w:ind w:firstLine="420"/>
+        <w:spacing w:before="240" w:after="80" w:line="360" w:lineRule="auto"/>
+        <w:jc w:val="left"/>
       </w:pPr>
       <w:r>
         <w:rPr>
           <w:rFonts w:ascii="宋体" w:hAnsi="宋体" w:eastAsia="宋体"/>
-          <w:sz w:val="21"/>
+          <w:b/>
+          <w:color w:val="000000"/>
+          <w:sz w:val="24"/>
         </w:rPr>
-        <w:t>语料取自开源《全唐诗》库，全库 57,607 首。筛出杜甫名下一千四百八十九条，再按正文前二十字去重；对同题诗做相似度比对（difflib，阈值 0.85），剔除三首重复收录，最终 1,468 首——这正是现存杜诗公认的规模，说明筛洗没有多收也没有漏收。</w:t>
+        <w:t>二、意象词典</w:t>
       </w:r>
     </w:p>
     <w:p>
       <w:pPr>
-        <w:ind w:firstLine="420"/>
+        <w:spacing w:line="360" w:lineRule="auto" w:before="0" w:after="0"/>
+        <w:ind w:firstLine="480" w:firstLineChars="200"/>
       </w:pPr>
       <w:r>
         <w:rPr>
           <w:rFonts w:ascii="宋体" w:hAnsi="宋体" w:eastAsia="宋体"/>
-          <w:sz w:val="21"/>
+          <w:b w:val="0"/>
+          <w:color w:val="000000"/>
+          <w:sz w:val="24"/>
         </w:rPr>
-        <w:t>底本为繁体且保留异体字。转换分两层：先用 OpenCC 逐字转换，再叠加自建异体字表一百二十余条（劒→剑、猨→猿、桮→杯、飜→翻等）。转换前对"乾坤"做词级保护，否则会被误简成"干坤"——这是所有繁简工具都会踩的坑，必须在词典层拦。</w:t>
+        <w:t>古汉语不适用现代分词器，故改为词典匹配。着色与连线用十类粗词典，二百余词；面向读者的检索另建一张细表，二十三类（天象、时令、山川、水泽、行旅、城阙、草木、花木、鸟兽、器物、酒食、衣饰、书琴、兵戈、疾病、身体、情感、亲族、友朋、僧道、色彩、声音、古今），共 575 词，每词统计“含该词的诗有几首”，直接挂在界面上。</w:t>
       </w:r>
     </w:p>
     <w:p>
       <w:pPr>
-        <w:pStyle w:val="Heading1"/>
+        <w:spacing w:before="240" w:after="80" w:line="360" w:lineRule="auto"/>
+        <w:jc w:val="left"/>
       </w:pPr>
       <w:r>
-        <w:t>三、意象词典：为什么不用分词器</w:t>
+        <w:rPr>
+          <w:rFonts w:ascii="宋体" w:hAnsi="宋体" w:eastAsia="宋体"/>
+          <w:b/>
+          <w:color w:val="000000"/>
+          <w:sz w:val="24"/>
+        </w:rPr>
+        <w:t>三、特征与降维</w:t>
       </w:r>
     </w:p>
     <w:p>
       <w:pPr>
-        <w:ind w:firstLine="420"/>
+        <w:spacing w:line="360" w:lineRule="auto" w:before="0" w:after="0"/>
+        <w:ind w:firstLine="480" w:firstLineChars="200"/>
       </w:pPr>
       <w:r>
         <w:rPr>
           <w:rFonts w:ascii="宋体" w:hAnsi="宋体" w:eastAsia="宋体"/>
-          <w:sz w:val="21"/>
+          <w:b w:val="0"/>
+          <w:color w:val="000000"/>
+          <w:sz w:val="24"/>
         </w:rPr>
-        <w:t>古汉语不能套用现代分词器。jieba 会把"国破山河在"切成碎片，"万里悲秋常作客"也切不出"悲秋"这个单位。本作改用词典匹配：自建十类意象词典、二百余词条，按最长匹配切分，避免"月"把"月夜"吞掉。</w:t>
+        <w:t>每首取两组特征：字符一至二元 n-gram 的 TF-IDF 4,000 维，与十类意象的频率（权重 1.4）。拼接后经 SVD 降至 64 维（解释方差 .749），再以 t-SNE 降至三维（perplexity=35，种子 42）。</w:t>
       </w:r>
     </w:p>
-    <w:tbl>
-      <w:tblPr>
-        <w:tblStyle w:val="TableGrid"/>
-        <w:tblW w:type="auto" w:w="0"/>
-        <w:jc w:val="center"/>
-        <w:tblLook w:firstColumn="1" w:firstRow="1" w:lastColumn="0" w:lastRow="0" w:noHBand="0" w:noVBand="1" w:val="04A0"/>
-      </w:tblPr>
-      <w:tblGrid>
-        <w:gridCol w:w="3061"/>
-        <w:gridCol w:w="3061"/>
-        <w:gridCol w:w="3061"/>
-      </w:tblGrid>
-      <w:tr>
-        <w:tc>
-          <w:tcPr>
-            <w:tcW w:type="dxa" w:w="1928"/>
-            <w:shd w:val="clear" w:fill="F2EFE6"/>
-          </w:tcPr>
-          <w:p>
-            <w:r/>
-            <w:r>
-              <w:rPr>
-                <w:rFonts w:ascii="黑体" w:hAnsi="黑体" w:eastAsia="黑体"/>
-                <w:b/>
-                <w:sz w:val="19"/>
-              </w:rPr>
-              <w:t>类别</w:t>
-            </w:r>
-          </w:p>
-        </w:tc>
-        <w:tc>
-          <w:tcPr>
-            <w:tcW w:type="dxa" w:w="4762"/>
-            <w:shd w:val="clear" w:fill="F2EFE6"/>
-          </w:tcPr>
-          <w:p>
-            <w:r/>
-            <w:r>
-              <w:rPr>
-                <w:rFonts w:ascii="黑体" w:hAnsi="黑体" w:eastAsia="黑体"/>
-                <w:b/>
-                <w:sz w:val="19"/>
-              </w:rPr>
-              <w:t>示例词条</w:t>
-            </w:r>
-          </w:p>
-        </w:tc>
-        <w:tc>
-          <w:tcPr>
-            <w:tcW w:type="dxa" w:w="2041"/>
-            <w:shd w:val="clear" w:fill="F2EFE6"/>
-          </w:tcPr>
-          <w:p>
-            <w:r/>
-            <w:r>
-              <w:rPr>
-                <w:rFonts w:ascii="黑体" w:hAnsi="黑体" w:eastAsia="黑体"/>
-                <w:b/>
-                <w:sz w:val="19"/>
-              </w:rPr>
-              <w:t>主导诗数</w:t>
-            </w:r>
-          </w:p>
-        </w:tc>
-      </w:tr>
-      <w:tr>
-        <w:tc>
-          <w:tcPr>
-            <w:tcW w:type="dxa" w:w="1928"/>
-          </w:tcPr>
-          <w:p>
-            <w:r/>
-            <w:r>
-              <w:rPr>
-                <w:rFonts w:ascii="宋体" w:hAnsi="宋体" w:eastAsia="宋体"/>
-                <w:sz w:val="19"/>
-              </w:rPr>
-              <w:t>天象时序</w:t>
-            </w:r>
-          </w:p>
-        </w:tc>
-        <w:tc>
-          <w:tcPr>
-            <w:tcW w:type="dxa" w:w="4762"/>
-          </w:tcPr>
-          <w:p>
-            <w:r/>
-            <w:r>
-              <w:rPr>
-                <w:rFonts w:ascii="宋体" w:hAnsi="宋体" w:eastAsia="宋体"/>
-                <w:sz w:val="19"/>
-              </w:rPr>
-              <w:t>月、日、秋、春、风、雪</w:t>
-            </w:r>
-          </w:p>
-        </w:tc>
-        <w:tc>
-          <w:tcPr>
-            <w:tcW w:type="dxa" w:w="2041"/>
-          </w:tcPr>
-          <w:p>
-            <w:r/>
-            <w:r>
-              <w:rPr>
-                <w:rFonts w:ascii="宋体" w:hAnsi="宋体" w:eastAsia="宋体"/>
-                <w:sz w:val="19"/>
-              </w:rPr>
-              <w:t>219</w:t>
-            </w:r>
-          </w:p>
-        </w:tc>
-      </w:tr>
-      <w:tr>
-        <w:tc>
-          <w:tcPr>
-            <w:tcW w:type="dxa" w:w="1928"/>
-          </w:tcPr>
-          <w:p>
-            <w:r/>
-            <w:r>
-              <w:rPr>
-                <w:rFonts w:ascii="宋体" w:hAnsi="宋体" w:eastAsia="宋体"/>
-                <w:sz w:val="19"/>
-              </w:rPr>
-              <w:t>地理空间</w:t>
-            </w:r>
-          </w:p>
-        </w:tc>
-        <w:tc>
-          <w:tcPr>
-            <w:tcW w:type="dxa" w:w="4762"/>
-          </w:tcPr>
-          <w:p>
-            <w:r/>
-            <w:r>
-              <w:rPr>
-                <w:rFonts w:ascii="宋体" w:hAnsi="宋体" w:eastAsia="宋体"/>
-                <w:sz w:val="19"/>
-              </w:rPr>
-              <w:t>江、山、城、关、蜀、楚</w:t>
-            </w:r>
-          </w:p>
-        </w:tc>
-        <w:tc>
-          <w:tcPr>
-            <w:tcW w:type="dxa" w:w="2041"/>
-          </w:tcPr>
-          <w:p>
-            <w:r/>
-            <w:r>
-              <w:rPr>
-                <w:rFonts w:ascii="宋体" w:hAnsi="宋体" w:eastAsia="宋体"/>
-                <w:sz w:val="19"/>
-              </w:rPr>
-              <w:t>212</w:t>
-            </w:r>
-          </w:p>
-        </w:tc>
-      </w:tr>
-      <w:tr>
-        <w:tc>
-          <w:tcPr>
-            <w:tcW w:type="dxa" w:w="1928"/>
-          </w:tcPr>
-          <w:p>
-            <w:r/>
-            <w:r>
-              <w:rPr>
-                <w:rFonts w:ascii="宋体" w:hAnsi="宋体" w:eastAsia="宋体"/>
-                <w:sz w:val="19"/>
-              </w:rPr>
-              <w:t>植物</w:t>
-            </w:r>
-          </w:p>
-        </w:tc>
-        <w:tc>
-          <w:tcPr>
-            <w:tcW w:type="dxa" w:w="4762"/>
-          </w:tcPr>
-          <w:p>
-            <w:r/>
-            <w:r>
-              <w:rPr>
-                <w:rFonts w:ascii="宋体" w:hAnsi="宋体" w:eastAsia="宋体"/>
-                <w:sz w:val="19"/>
-              </w:rPr>
-              <w:t>松、竹、花、草、落木</w:t>
-            </w:r>
-          </w:p>
-        </w:tc>
-        <w:tc>
-          <w:tcPr>
-            <w:tcW w:type="dxa" w:w="2041"/>
-          </w:tcPr>
-          <w:p>
-            <w:r/>
-            <w:r>
-              <w:rPr>
-                <w:rFonts w:ascii="宋体" w:hAnsi="宋体" w:eastAsia="宋体"/>
-                <w:sz w:val="19"/>
-              </w:rPr>
-              <w:t>177</w:t>
-            </w:r>
-          </w:p>
-        </w:tc>
-      </w:tr>
-      <w:tr>
-        <w:tc>
-          <w:tcPr>
-            <w:tcW w:type="dxa" w:w="1928"/>
-          </w:tcPr>
-          <w:p>
-            <w:r/>
-            <w:r>
-              <w:rPr>
-                <w:rFonts w:ascii="宋体" w:hAnsi="宋体" w:eastAsia="宋体"/>
-                <w:sz w:val="19"/>
-              </w:rPr>
-              <w:t>身体生命</w:t>
-            </w:r>
-          </w:p>
-        </w:tc>
-        <w:tc>
-          <w:tcPr>
-            <w:tcW w:type="dxa" w:w="4762"/>
-          </w:tcPr>
-          <w:p>
-            <w:r/>
-            <w:r>
-              <w:rPr>
-                <w:rFonts w:ascii="宋体" w:hAnsi="宋体" w:eastAsia="宋体"/>
-                <w:sz w:val="19"/>
-              </w:rPr>
-              <w:t>病、老、白骨、鬓、身</w:t>
-            </w:r>
-          </w:p>
-        </w:tc>
-        <w:tc>
-          <w:tcPr>
-            <w:tcW w:type="dxa" w:w="2041"/>
-          </w:tcPr>
-          <w:p>
-            <w:r/>
-            <w:r>
-              <w:rPr>
-                <w:rFonts w:ascii="宋体" w:hAnsi="宋体" w:eastAsia="宋体"/>
-                <w:sz w:val="19"/>
-              </w:rPr>
-              <w:t>157</w:t>
-            </w:r>
-          </w:p>
-        </w:tc>
-      </w:tr>
-      <w:tr>
-        <w:tc>
-          <w:tcPr>
-            <w:tcW w:type="dxa" w:w="1928"/>
-          </w:tcPr>
-          <w:p>
-            <w:r/>
-            <w:r>
-              <w:rPr>
-                <w:rFonts w:ascii="宋体" w:hAnsi="宋体" w:eastAsia="宋体"/>
-                <w:sz w:val="19"/>
-              </w:rPr>
-              <w:t>人伦交往</w:t>
-            </w:r>
-          </w:p>
-        </w:tc>
-        <w:tc>
-          <w:tcPr>
-            <w:tcW w:type="dxa" w:w="4762"/>
-          </w:tcPr>
-          <w:p>
-            <w:r/>
-            <w:r>
-              <w:rPr>
-                <w:rFonts w:ascii="宋体" w:hAnsi="宋体" w:eastAsia="宋体"/>
-                <w:sz w:val="19"/>
-              </w:rPr>
-              <w:t>故人、兄弟、妻、子、友</w:t>
-            </w:r>
-          </w:p>
-        </w:tc>
-        <w:tc>
-          <w:tcPr>
-            <w:tcW w:type="dxa" w:w="2041"/>
-          </w:tcPr>
-          <w:p>
-            <w:r/>
-            <w:r>
-              <w:rPr>
-                <w:rFonts w:ascii="宋体" w:hAnsi="宋体" w:eastAsia="宋体"/>
-                <w:sz w:val="19"/>
-              </w:rPr>
-              <w:t>137</w:t>
-            </w:r>
-          </w:p>
-        </w:tc>
-      </w:tr>
-      <w:tr>
-        <w:tc>
-          <w:tcPr>
-            <w:tcW w:type="dxa" w:w="1928"/>
-          </w:tcPr>
-          <w:p>
-            <w:r/>
-            <w:r>
-              <w:rPr>
-                <w:rFonts w:ascii="宋体" w:hAnsi="宋体" w:eastAsia="宋体"/>
-                <w:sz w:val="19"/>
-              </w:rPr>
-              <w:t>动物</w:t>
-            </w:r>
-          </w:p>
-        </w:tc>
-        <w:tc>
-          <w:tcPr>
-            <w:tcW w:type="dxa" w:w="4762"/>
-          </w:tcPr>
-          <w:p>
-            <w:r/>
-            <w:r>
-              <w:rPr>
-                <w:rFonts w:ascii="宋体" w:hAnsi="宋体" w:eastAsia="宋体"/>
-                <w:sz w:val="19"/>
-              </w:rPr>
-              <w:t>马、雁、鹰、猿、鱼</w:t>
-            </w:r>
-          </w:p>
-        </w:tc>
-        <w:tc>
-          <w:tcPr>
-            <w:tcW w:type="dxa" w:w="2041"/>
-          </w:tcPr>
-          <w:p>
-            <w:r/>
-            <w:r>
-              <w:rPr>
-                <w:rFonts w:ascii="宋体" w:hAnsi="宋体" w:eastAsia="宋体"/>
-                <w:sz w:val="19"/>
-              </w:rPr>
-              <w:t>131</w:t>
-            </w:r>
-          </w:p>
-        </w:tc>
-      </w:tr>
-      <w:tr>
-        <w:tc>
-          <w:tcPr>
-            <w:tcW w:type="dxa" w:w="1928"/>
-          </w:tcPr>
-          <w:p>
-            <w:r/>
-            <w:r>
-              <w:rPr>
-                <w:rFonts w:ascii="宋体" w:hAnsi="宋体" w:eastAsia="宋体"/>
-                <w:sz w:val="19"/>
-              </w:rPr>
-              <w:t>社会战争</w:t>
-            </w:r>
-          </w:p>
-        </w:tc>
-        <w:tc>
-          <w:tcPr>
-            <w:tcW w:type="dxa" w:w="4762"/>
-          </w:tcPr>
-          <w:p>
-            <w:r/>
-            <w:r>
-              <w:rPr>
-                <w:rFonts w:ascii="宋体" w:hAnsi="宋体" w:eastAsia="宋体"/>
-                <w:sz w:val="19"/>
-              </w:rPr>
-              <w:t>兵、战、烽火、征、戍</w:t>
-            </w:r>
-          </w:p>
-        </w:tc>
-        <w:tc>
-          <w:tcPr>
-            <w:tcW w:type="dxa" w:w="2041"/>
-          </w:tcPr>
-          <w:p>
-            <w:r/>
-            <w:r>
-              <w:rPr>
-                <w:rFonts w:ascii="宋体" w:hAnsi="宋体" w:eastAsia="宋体"/>
-                <w:sz w:val="19"/>
-              </w:rPr>
-              <w:t>130</w:t>
-            </w:r>
-          </w:p>
-        </w:tc>
-      </w:tr>
-      <w:tr>
-        <w:tc>
-          <w:tcPr>
-            <w:tcW w:type="dxa" w:w="1928"/>
-          </w:tcPr>
-          <w:p>
-            <w:r/>
-            <w:r>
-              <w:rPr>
-                <w:rFonts w:ascii="宋体" w:hAnsi="宋体" w:eastAsia="宋体"/>
-                <w:sz w:val="19"/>
-              </w:rPr>
-              <w:t>器物</w:t>
-            </w:r>
-          </w:p>
-        </w:tc>
-        <w:tc>
-          <w:tcPr>
-            <w:tcW w:type="dxa" w:w="4762"/>
-          </w:tcPr>
-          <w:p>
-            <w:r/>
-            <w:r>
-              <w:rPr>
-                <w:rFonts w:ascii="宋体" w:hAnsi="宋体" w:eastAsia="宋体"/>
-                <w:sz w:val="19"/>
-              </w:rPr>
-              <w:t>舟、酒、剑、书、衾</w:t>
-            </w:r>
-          </w:p>
-        </w:tc>
-        <w:tc>
-          <w:tcPr>
-            <w:tcW w:type="dxa" w:w="2041"/>
-          </w:tcPr>
-          <w:p>
-            <w:r/>
-            <w:r>
-              <w:rPr>
-                <w:rFonts w:ascii="宋体" w:hAnsi="宋体" w:eastAsia="宋体"/>
-                <w:sz w:val="19"/>
-              </w:rPr>
-              <w:t>106</w:t>
-            </w:r>
-          </w:p>
-        </w:tc>
-      </w:tr>
-      <w:tr>
-        <w:tc>
-          <w:tcPr>
-            <w:tcW w:type="dxa" w:w="1928"/>
-          </w:tcPr>
-          <w:p>
-            <w:r/>
-            <w:r>
-              <w:rPr>
-                <w:rFonts w:ascii="宋体" w:hAnsi="宋体" w:eastAsia="宋体"/>
-                <w:sz w:val="19"/>
-              </w:rPr>
-              <w:t>情感心理</w:t>
-            </w:r>
-          </w:p>
-        </w:tc>
-        <w:tc>
-          <w:tcPr>
-            <w:tcW w:type="dxa" w:w="4762"/>
-          </w:tcPr>
-          <w:p>
-            <w:r/>
-            <w:r>
-              <w:rPr>
-                <w:rFonts w:ascii="宋体" w:hAnsi="宋体" w:eastAsia="宋体"/>
-                <w:sz w:val="19"/>
-              </w:rPr>
-              <w:t>愁、悲、恨、喜、孤</w:t>
-            </w:r>
-          </w:p>
-        </w:tc>
-        <w:tc>
-          <w:tcPr>
-            <w:tcW w:type="dxa" w:w="2041"/>
-          </w:tcPr>
-          <w:p>
-            <w:r/>
-            <w:r>
-              <w:rPr>
-                <w:rFonts w:ascii="宋体" w:hAnsi="宋体" w:eastAsia="宋体"/>
-                <w:sz w:val="19"/>
-              </w:rPr>
-              <w:t>105</w:t>
-            </w:r>
-          </w:p>
-        </w:tc>
-      </w:tr>
-      <w:tr>
-        <w:tc>
-          <w:tcPr>
-            <w:tcW w:type="dxa" w:w="1928"/>
-          </w:tcPr>
-          <w:p>
-            <w:r/>
-            <w:r>
-              <w:rPr>
-                <w:rFonts w:ascii="宋体" w:hAnsi="宋体" w:eastAsia="宋体"/>
-                <w:sz w:val="19"/>
-              </w:rPr>
-              <w:t>宗教哲理</w:t>
-            </w:r>
-          </w:p>
-        </w:tc>
-        <w:tc>
-          <w:tcPr>
-            <w:tcW w:type="dxa" w:w="4762"/>
-          </w:tcPr>
-          <w:p>
-            <w:r/>
-            <w:r>
-              <w:rPr>
-                <w:rFonts w:ascii="宋体" w:hAnsi="宋体" w:eastAsia="宋体"/>
-                <w:sz w:val="19"/>
-              </w:rPr>
-              <w:t>道、佛、生死、命、天</w:t>
-            </w:r>
-          </w:p>
-        </w:tc>
-        <w:tc>
-          <w:tcPr>
-            <w:tcW w:type="dxa" w:w="2041"/>
-          </w:tcPr>
-          <w:p>
-            <w:r/>
-            <w:r>
-              <w:rPr>
-                <w:rFonts w:ascii="宋体" w:hAnsi="宋体" w:eastAsia="宋体"/>
-                <w:sz w:val="19"/>
-              </w:rPr>
-              <w:t>94</w:t>
-            </w:r>
-          </w:p>
-        </w:tc>
-      </w:tr>
-    </w:tbl>
-    <w:p/>
     <w:p>
       <w:pPr>
-        <w:ind w:firstLine="420"/>
+        <w:spacing w:before="240" w:after="80" w:line="360" w:lineRule="auto"/>
+        <w:jc w:val="left"/>
       </w:pPr>
       <w:r>
         <w:rPr>
           <w:rFonts w:ascii="宋体" w:hAnsi="宋体" w:eastAsia="宋体"/>
-          <w:sz w:val="21"/>
+          <w:b/>
+          <w:color w:val="000000"/>
+          <w:sz w:val="24"/>
         </w:rPr>
-        <w:t>表中"主导诗数"是每首诗命中最多的那一类，合计 1,468 首，因此可以作为分布来看：天象与地理两类合计占近三成，与"以景载情"的读法一致。</w:t>
+        <w:t>四、天球与星座</w:t>
       </w:r>
     </w:p>
     <w:p>
       <w:pPr>
-        <w:pStyle w:val="Heading1"/>
+        <w:spacing w:line="360" w:lineRule="auto" w:before="0" w:after="0"/>
+        <w:ind w:firstLine="480" w:firstLineChars="200"/>
       </w:pPr>
       <w:r>
-        <w:t>四、特征、降维与语义空间</w:t>
+        <w:rPr>
+          <w:rFonts w:ascii="宋体" w:hAnsi="宋体" w:eastAsia="宋体"/>
+          <w:b w:val="0"/>
+          <w:color w:val="000000"/>
+          <w:sz w:val="24"/>
+        </w:rPr>
+        <w:t>以《望岳》（杜甫现存最早的作品之一）为原点，把每首诗相对原点的向量归一化为方向，铺成天球；相机置于球心，作透视投影，视线之后剔除。离原点的远近，映射为星点的亮度与体量。连线只取视野内的相邻星，按屏幕距离建最小生成树，单段超过 0.26 边长的丢弃——若在三维空间建树，边会绕经视野之外，投影后只剩断裂的残段。指针停在线上，给出两端诗题与共享的意象词。</w:t>
       </w:r>
     </w:p>
     <w:p>
       <w:pPr>
-        <w:ind w:firstLine="420"/>
+        <w:spacing w:before="240" w:after="80" w:line="360" w:lineRule="auto"/>
+        <w:jc w:val="left"/>
       </w:pPr>
       <w:r>
         <w:rPr>
           <w:rFonts w:ascii="宋体" w:hAnsi="宋体" w:eastAsia="宋体"/>
-          <w:sz w:val="21"/>
+          <w:b/>
+          <w:color w:val="000000"/>
+          <w:sz w:val="24"/>
         </w:rPr>
-        <w:t>每首诗取两组特征：一至二元字符 n-gram 的 TF-IDF（4,000 维），以及十类意象的频率（权重 1.4，略高于词形特征，让"写什么"比"怎么写"更主导位置）。两组拼接后经 SVD 降到 64 维，解释方差 0.749；再以 t-SNE 降到三维（perplexity 35，随机种子 42，保证可复现）。</w:t>
+        <w:t>五、天幕与注释</w:t>
       </w:r>
     </w:p>
     <w:p>
       <w:pPr>
-        <w:ind w:firstLine="420"/>
+        <w:spacing w:line="360" w:lineRule="auto" w:before="0" w:after="0"/>
+        <w:ind w:firstLine="480" w:firstLineChars="200"/>
       </w:pPr>
       <w:r>
         <w:rPr>
           <w:rFonts w:ascii="宋体" w:hAnsi="宋体" w:eastAsia="宋体"/>
-          <w:sz w:val="21"/>
+          <w:b w:val="0"/>
+          <w:color w:val="000000"/>
+          <w:sz w:val="24"/>
         </w:rPr>
-        <w:t>三维坐标就是星点的位置，导出为 starfield_coords.csv，任何人都可以拿桌面工具复核：任意两点的欧氏距离，等于它们在网页上的远近。</w:t>
+        <w:t>天幕不用贴图，是 20,000 首机器写的诗：每首有题目、有四句，全部由杜甫自己的 4,268 字经二阶马尔可夫链拼成，五言占 79.9%；按银河带分布，再用三维值噪声作接受概率，纯函数 seed→诗，同一粒星每次点开都是同一首；它们永远比杜甫的星暗一档、小一档，指针停在任意一粒上，便按种子现写那一首给你看。注释覆盖全部 1,468 首，均含字注、今译、逐联串讲、赏析、背景与名句，由 98 批每批 15 首的基础层与 147 批每批 10 首的深解层合成；校验规则是词目必须为原文的连续子串。</w:t>
       </w:r>
     </w:p>
     <w:p>
       <w:pPr>
-        <w:ind w:firstLine="420"/>
+        <w:spacing w:before="240" w:after="80" w:line="360" w:lineRule="auto"/>
+        <w:jc w:val="left"/>
       </w:pPr>
       <w:r>
         <w:rPr>
           <w:rFonts w:ascii="宋体" w:hAnsi="宋体" w:eastAsia="宋体"/>
-          <w:sz w:val="21"/>
+          <w:b/>
+          <w:color w:val="000000"/>
+          <w:sz w:val="24"/>
         </w:rPr>
-        <w:t>以《望岳》为原点——它通常被视为杜甫现存最早的作品之一，也是他一生"望"的起点。每首诗相对原点的向量归一化为方向，铺成天球；离原点越近，星点越亮越大。于是"从望岳出发，越走越远"这件事，在画面上是可见的。</w:t>
+        <w:t>六、诗云</w:t>
       </w:r>
     </w:p>
     <w:p>
       <w:pPr>
-        <w:pStyle w:val="Heading1"/>
+        <w:spacing w:line="360" w:lineRule="auto" w:before="0" w:after="0"/>
+        <w:ind w:firstLine="480" w:firstLineChars="200"/>
       </w:pPr>
       <w:r>
-        <w:t>五、星系布局：把"时期"变成半径</w:t>
+        <w:rPr>
+          <w:rFonts w:ascii="宋体" w:hAnsi="宋体" w:eastAsia="宋体"/>
+          <w:b w:val="0"/>
+          <w:color w:val="000000"/>
+          <w:sz w:val="24"/>
+        </w:rPr>
+        <w:t>同一套生成规则另导出两万首，逐行比对杜甫 19,408 行原句：852 首的四句全为原句，4,504 首至少三句；再经形式筛与人读，92 首上墙，每首注明机器拟题与编号。</w:t>
       </w:r>
     </w:p>
     <w:p>
       <w:pPr>
-        <w:ind w:firstLine="420"/>
+        <w:spacing w:before="240" w:after="80" w:line="360" w:lineRule="auto"/>
+        <w:jc w:val="left"/>
       </w:pPr>
       <w:r>
         <w:rPr>
           <w:rFonts w:ascii="宋体" w:hAnsi="宋体" w:eastAsia="宋体"/>
-          <w:sz w:val="21"/>
+          <w:b/>
+          <w:color w:val="000000"/>
+          <w:sz w:val="24"/>
         </w:rPr>
-        <w:t>把杜甫一生分为五期，映射成五条半径带（0.11—1.10），越靠外年代越晚：读书漫游 → 困守长安 → 陷贼与为官 → 漂泊西南 → 流寓湖湘。于是"读一首晚期的诗"，在空间上就是"往外飞一点"。</w:t>
+        <w:t>七、呈现与工程</w:t>
       </w:r>
     </w:p>
-    <w:tbl>
-      <w:tblPr>
-        <w:tblStyle w:val="TableGrid"/>
-        <w:tblW w:type="auto" w:w="0"/>
-        <w:jc w:val="center"/>
-        <w:tblLook w:firstColumn="1" w:firstRow="1" w:lastColumn="0" w:lastRow="0" w:noHBand="0" w:noVBand="1" w:val="04A0"/>
-      </w:tblPr>
-      <w:tblGrid>
-        <w:gridCol w:w="3061"/>
-        <w:gridCol w:w="3061"/>
-        <w:gridCol w:w="3061"/>
-      </w:tblGrid>
-      <w:tr>
-        <w:tc>
-          <w:tcPr>
-            <w:tcW w:type="dxa" w:w="4195"/>
-            <w:shd w:val="clear" w:fill="F2EFE6"/>
-          </w:tcPr>
-          <w:p>
-            <w:r/>
-            <w:r>
-              <w:rPr>
-                <w:rFonts w:ascii="黑体" w:hAnsi="黑体" w:eastAsia="黑体"/>
-                <w:b/>
-                <w:sz w:val="19"/>
-              </w:rPr>
-              <w:t>时期</w:t>
-            </w:r>
-          </w:p>
-        </w:tc>
-        <w:tc>
-          <w:tcPr>
-            <w:tcW w:type="dxa" w:w="1474"/>
-            <w:shd w:val="clear" w:fill="F2EFE6"/>
-          </w:tcPr>
-          <w:p>
-            <w:r/>
-            <w:r>
-              <w:rPr>
-                <w:rFonts w:ascii="黑体" w:hAnsi="黑体" w:eastAsia="黑体"/>
-                <w:b/>
-                <w:sz w:val="19"/>
-              </w:rPr>
-              <w:t>诗数</w:t>
-            </w:r>
-          </w:p>
-        </w:tc>
-        <w:tc>
-          <w:tcPr>
-            <w:tcW w:type="dxa" w:w="3061"/>
-            <w:shd w:val="clear" w:fill="F2EFE6"/>
-          </w:tcPr>
-          <w:p>
-            <w:r/>
-            <w:r>
-              <w:rPr>
-                <w:rFonts w:ascii="黑体" w:hAnsi="黑体" w:eastAsia="黑体"/>
-                <w:b/>
-                <w:sz w:val="19"/>
-              </w:rPr>
-              <w:t>在星系中的位置</w:t>
-            </w:r>
-          </w:p>
-        </w:tc>
-      </w:tr>
-      <w:tr>
-        <w:tc>
-          <w:tcPr>
-            <w:tcW w:type="dxa" w:w="4195"/>
-          </w:tcPr>
-          <w:p>
-            <w:r/>
-            <w:r>
-              <w:rPr>
-                <w:rFonts w:ascii="宋体" w:hAnsi="宋体" w:eastAsia="宋体"/>
-                <w:sz w:val="19"/>
-              </w:rPr>
-              <w:t>读书漫游（712—745）</w:t>
-            </w:r>
-          </w:p>
-        </w:tc>
-        <w:tc>
-          <w:tcPr>
-            <w:tcW w:type="dxa" w:w="1474"/>
-          </w:tcPr>
-          <w:p>
-            <w:r/>
-            <w:r>
-              <w:rPr>
-                <w:rFonts w:ascii="宋体" w:hAnsi="宋体" w:eastAsia="宋体"/>
-                <w:sz w:val="19"/>
-              </w:rPr>
-              <w:t>63</w:t>
-            </w:r>
-          </w:p>
-        </w:tc>
-        <w:tc>
-          <w:tcPr>
-            <w:tcW w:type="dxa" w:w="3061"/>
-          </w:tcPr>
-          <w:p>
-            <w:r/>
-            <w:r>
-              <w:rPr>
-                <w:rFonts w:ascii="宋体" w:hAnsi="宋体" w:eastAsia="宋体"/>
-                <w:sz w:val="19"/>
-              </w:rPr>
-              <w:t>最内圈</w:t>
-            </w:r>
-          </w:p>
-        </w:tc>
-      </w:tr>
-      <w:tr>
-        <w:tc>
-          <w:tcPr>
-            <w:tcW w:type="dxa" w:w="4195"/>
-          </w:tcPr>
-          <w:p>
-            <w:r/>
-            <w:r>
-              <w:rPr>
-                <w:rFonts w:ascii="宋体" w:hAnsi="宋体" w:eastAsia="宋体"/>
-                <w:sz w:val="19"/>
-              </w:rPr>
-              <w:t>困守长安（746—755）</w:t>
-            </w:r>
-          </w:p>
-        </w:tc>
-        <w:tc>
-          <w:tcPr>
-            <w:tcW w:type="dxa" w:w="1474"/>
-          </w:tcPr>
-          <w:p>
-            <w:r/>
-            <w:r>
-              <w:rPr>
-                <w:rFonts w:ascii="宋体" w:hAnsi="宋体" w:eastAsia="宋体"/>
-                <w:sz w:val="19"/>
-              </w:rPr>
-              <w:t>196</w:t>
-            </w:r>
-          </w:p>
-        </w:tc>
-        <w:tc>
-          <w:tcPr>
-            <w:tcW w:type="dxa" w:w="3061"/>
-          </w:tcPr>
-          <w:p>
-            <w:r/>
-            <w:r>
-              <w:rPr>
-                <w:rFonts w:ascii="宋体" w:hAnsi="宋体" w:eastAsia="宋体"/>
-                <w:sz w:val="19"/>
-              </w:rPr>
-              <w:t>内圈</w:t>
-            </w:r>
-          </w:p>
-        </w:tc>
-      </w:tr>
-      <w:tr>
-        <w:tc>
-          <w:tcPr>
-            <w:tcW w:type="dxa" w:w="4195"/>
-          </w:tcPr>
-          <w:p>
-            <w:r/>
-            <w:r>
-              <w:rPr>
-                <w:rFonts w:ascii="宋体" w:hAnsi="宋体" w:eastAsia="宋体"/>
-                <w:sz w:val="19"/>
-              </w:rPr>
-              <w:t>陷贼与为官（756—759）</w:t>
-            </w:r>
-          </w:p>
-        </w:tc>
-        <w:tc>
-          <w:tcPr>
-            <w:tcW w:type="dxa" w:w="1474"/>
-          </w:tcPr>
-          <w:p>
-            <w:r/>
-            <w:r>
-              <w:rPr>
-                <w:rFonts w:ascii="宋体" w:hAnsi="宋体" w:eastAsia="宋体"/>
-                <w:sz w:val="19"/>
-              </w:rPr>
-              <w:t>347</w:t>
-            </w:r>
-          </w:p>
-        </w:tc>
-        <w:tc>
-          <w:tcPr>
-            <w:tcW w:type="dxa" w:w="3061"/>
-          </w:tcPr>
-          <w:p>
-            <w:r/>
-            <w:r>
-              <w:rPr>
-                <w:rFonts w:ascii="宋体" w:hAnsi="宋体" w:eastAsia="宋体"/>
-                <w:sz w:val="19"/>
-              </w:rPr>
-              <w:t>中圈</w:t>
-            </w:r>
-          </w:p>
-        </w:tc>
-      </w:tr>
-      <w:tr>
-        <w:tc>
-          <w:tcPr>
-            <w:tcW w:type="dxa" w:w="4195"/>
-          </w:tcPr>
-          <w:p>
-            <w:r/>
-            <w:r>
-              <w:rPr>
-                <w:rFonts w:ascii="宋体" w:hAnsi="宋体" w:eastAsia="宋体"/>
-                <w:sz w:val="19"/>
-              </w:rPr>
-              <w:t>漂泊西南（760—765）</w:t>
-            </w:r>
-          </w:p>
-        </w:tc>
-        <w:tc>
-          <w:tcPr>
-            <w:tcW w:type="dxa" w:w="1474"/>
-          </w:tcPr>
-          <w:p>
-            <w:r/>
-            <w:r>
-              <w:rPr>
-                <w:rFonts w:ascii="宋体" w:hAnsi="宋体" w:eastAsia="宋体"/>
-                <w:sz w:val="19"/>
-              </w:rPr>
-              <w:t>249</w:t>
-            </w:r>
-          </w:p>
-        </w:tc>
-        <w:tc>
-          <w:tcPr>
-            <w:tcW w:type="dxa" w:w="3061"/>
-          </w:tcPr>
-          <w:p>
-            <w:r/>
-            <w:r>
-              <w:rPr>
-                <w:rFonts w:ascii="宋体" w:hAnsi="宋体" w:eastAsia="宋体"/>
-                <w:sz w:val="19"/>
-              </w:rPr>
-              <w:t>外圈</w:t>
-            </w:r>
-          </w:p>
-        </w:tc>
-      </w:tr>
-      <w:tr>
-        <w:tc>
-          <w:tcPr>
-            <w:tcW w:type="dxa" w:w="4195"/>
-          </w:tcPr>
-          <w:p>
-            <w:r/>
-            <w:r>
-              <w:rPr>
-                <w:rFonts w:ascii="宋体" w:hAnsi="宋体" w:eastAsia="宋体"/>
-                <w:sz w:val="19"/>
-              </w:rPr>
-              <w:t>流寓湖湘（766—770）</w:t>
-            </w:r>
-          </w:p>
-        </w:tc>
-        <w:tc>
-          <w:tcPr>
-            <w:tcW w:type="dxa" w:w="1474"/>
-          </w:tcPr>
-          <w:p>
-            <w:r/>
-            <w:r>
-              <w:rPr>
-                <w:rFonts w:ascii="宋体" w:hAnsi="宋体" w:eastAsia="宋体"/>
-                <w:sz w:val="19"/>
-              </w:rPr>
-              <w:t>613</w:t>
-            </w:r>
-          </w:p>
-        </w:tc>
-        <w:tc>
-          <w:tcPr>
-            <w:tcW w:type="dxa" w:w="3061"/>
-          </w:tcPr>
-          <w:p>
-            <w:r/>
-            <w:r>
-              <w:rPr>
-                <w:rFonts w:ascii="宋体" w:hAnsi="宋体" w:eastAsia="宋体"/>
-                <w:sz w:val="19"/>
-              </w:rPr>
-              <w:t>最外圈</w:t>
-            </w:r>
-          </w:p>
-        </w:tc>
-      </w:tr>
-    </w:tbl>
-    <w:p/>
     <w:p>
       <w:pPr>
-        <w:ind w:firstLine="420"/>
+        <w:spacing w:line="360" w:lineRule="auto" w:before="0" w:after="0"/>
+        <w:ind w:firstLine="480" w:firstLineChars="200"/>
       </w:pPr>
       <w:r>
         <w:rPr>
           <w:rFonts w:ascii="宋体" w:hAnsi="宋体" w:eastAsia="宋体"/>
-          <w:sz w:val="21"/>
+          <w:b w:val="0"/>
+          <w:color w:val="000000"/>
+          <w:sz w:val="24"/>
         </w:rPr>
-        <w:t>盘面结构照参考的星系生成方式：四条旋臂、扭转 3.60 弧度、臂宽抖动 0.42、盘厚为半径的 0.075（核球再鼓 2.6 倍）。沿臂再做一层低频噪声做"接受概率"，于是臂上自然长出亮结与空隙，而不是一条均匀的粉带。</w:t>
-      </w:r>
-    </w:p>
-    <w:p>
-      <w:pPr>
-        <w:ind w:firstLine="420"/>
-      </w:pPr>
-      <w:r>
-        <w:rPr>
-          <w:rFonts w:ascii="宋体" w:hAnsi="宋体" w:eastAsia="宋体"/>
-          <w:sz w:val="21"/>
-        </w:rPr>
-        <w:t>颜色按半径走：核区暖白（#fff1d6），中段转白，外圈偏冷（#cfe0ff），另有极少数红巨星（#ff6d92）。这既是视觉设计，也是提示：越蓝越晚。</w:t>
-      </w:r>
-    </w:p>
-    <w:p>
-      <w:pPr>
-        <w:pStyle w:val="Heading1"/>
-      </w:pPr>
-      <w:r>
-        <w:t>六、渲染管线：一层一层画上去</w:t>
-      </w:r>
-    </w:p>
-    <w:p>
-      <w:pPr>
-        <w:ind w:firstLine="420"/>
-      </w:pPr>
-      <w:r>
-        <w:rPr>
-          <w:rFonts w:ascii="宋体" w:hAnsi="宋体" w:eastAsia="宋体"/>
-          <w:sz w:val="21"/>
-        </w:rPr>
-        <w:t>所有绘制都在一张 Canvas 上完成，顺序自下而上：</w:t>
-      </w:r>
-    </w:p>
-    <w:p>
-      <w:pPr>
-        <w:pStyle w:val="ListBullet"/>
-      </w:pPr>
-      <w:r>
-        <w:rPr>
-          <w:rFonts w:ascii="宋体" w:hAnsi="宋体" w:eastAsia="宋体"/>
-          <w:sz w:val="21"/>
-        </w:rPr>
-        <w:t>夜色与繁星底：560,000 颗 1 像素尘埃（盘内 310,000 + 深空 250,000），直接写像素缓冲，一次 putImageData 铺满整层。这是"满天星"的底子。</w:t>
-      </w:r>
-    </w:p>
-    <w:p>
-      <w:pPr>
-        <w:pStyle w:val="ListBullet"/>
-      </w:pPr>
-      <w:r>
-        <w:rPr>
-          <w:rFonts w:ascii="宋体" w:hAnsi="宋体" w:eastAsia="宋体"/>
-          <w:sz w:val="21"/>
-        </w:rPr>
-        <w:t>可数星：96,000 颗盘内星 + 38,000 颗远景壳，按"颜色 × 透明度"分成 48 桶，每桶一次状态切换、一串 fillRect——这样 13 万次绘制只有几十次状态变更。</w:t>
-      </w:r>
-    </w:p>
-    <w:p>
-      <w:pPr>
-        <w:pStyle w:val="ListBullet"/>
-      </w:pPr>
-      <w:r>
-        <w:rPr>
-          <w:rFonts w:ascii="宋体" w:hAnsi="宋体" w:eastAsia="宋体"/>
-          <w:sz w:val="21"/>
-        </w:rPr>
-        <w:t>白噪音伪诗：20,000 颗，专门填旋臂之间的暗处；可一键开关。</w:t>
-      </w:r>
-    </w:p>
-    <w:p>
-      <w:pPr>
-        <w:pStyle w:val="ListBullet"/>
-      </w:pPr>
-      <w:r>
-        <w:rPr>
-          <w:rFonts w:ascii="宋体" w:hAnsi="宋体" w:eastAsia="宋体"/>
-          <w:sz w:val="21"/>
-        </w:rPr>
-        <w:t>银心光晕：径向渐变；飞得越近，中心越亮（近处额外加亮，避免"贴上去反而一团黑"）。</w:t>
-      </w:r>
-    </w:p>
-    <w:p>
-      <w:pPr>
-        <w:pStyle w:val="ListBullet"/>
-      </w:pPr>
-      <w:r>
-        <w:rPr>
-          <w:rFonts w:ascii="宋体" w:hAnsi="宋体" w:eastAsia="宋体"/>
-          <w:sz w:val="21"/>
-        </w:rPr>
-        <w:t>尘埃带：4×26 枚柔边暗斑压在盘面上——加色混合画不出"暗"，只能先铺底再压尘，这是银河看起来"厚"而不是"平"的关键。</w:t>
-      </w:r>
-    </w:p>
-    <w:p>
-      <w:pPr>
-        <w:pStyle w:val="ListBullet"/>
-      </w:pPr>
-      <w:r>
-        <w:rPr>
-          <w:rFonts w:ascii="宋体" w:hAnsi="宋体" w:eastAsia="宋体"/>
-          <w:sz w:val="21"/>
-        </w:rPr>
-        <w:t>诗星：1,468 颗。多数只占 1—2 像素，靠叠加出亮度；长尾里的名篇到 4 像素，并带呼吸光晕与十字星芒。</w:t>
-      </w:r>
-    </w:p>
-    <w:p>
-      <w:pPr>
-        <w:pStyle w:val="ListBullet"/>
-      </w:pPr>
-      <w:r>
-        <w:rPr>
-          <w:rFonts w:ascii="宋体" w:hAnsi="宋体" w:eastAsia="宋体"/>
-          <w:sz w:val="21"/>
-        </w:rPr>
-        <w:t>臂间闪烁星：4,200 颗，不进缓存，逐帧用两个八度的正弦叠加算亮度，所以旋臂之间的空档也在闪。</w:t>
-      </w:r>
-    </w:p>
-    <w:p>
-      <w:pPr>
-        <w:pStyle w:val="ListBullet"/>
-      </w:pPr>
-      <w:r>
-        <w:rPr>
-          <w:rFonts w:ascii="宋体" w:hAnsi="宋体" w:eastAsia="宋体"/>
-          <w:sz w:val="21"/>
-        </w:rPr>
-        <w:t>后处理：4 倍降采样 + 模糊 + 加色叠加（泛光 0.17）；遨游时再按俯仰角做一次曝光归一。</w:t>
-      </w:r>
-    </w:p>
-    <w:p>
-      <w:pPr>
-        <w:pStyle w:val="Heading1"/>
-      </w:pPr>
-      <w:r>
-        <w:t>七、性能：为什么这么画</w:t>
-      </w:r>
-    </w:p>
-    <w:p>
-      <w:pPr>
-        <w:ind w:firstLine="420"/>
-      </w:pPr>
-      <w:r>
-        <w:rPr>
-          <w:rFonts w:ascii="宋体" w:hAnsi="宋体" w:eastAsia="宋体"/>
-          <w:sz w:val="21"/>
-        </w:rPr>
-        <w:t>星系整体是一张缓存画布：相机不动就不重画，只有位移、缩放、滚转超过阈值才重建。重建一次要画 13 万 + 56 万个点，所以点的画法必须挑。</w:t>
-      </w:r>
-    </w:p>
-    <w:p>
-      <w:pPr>
-        <w:ind w:firstLine="420"/>
-      </w:pPr>
-      <w:r>
-        <w:rPr>
-          <w:rFonts w:ascii="宋体" w:hAnsi="宋体" w:eastAsia="宋体"/>
-          <w:sz w:val="21"/>
-        </w:rPr>
-        <w:t>fillRect 在软件光栅下一颗星约 0.75 微秒，38 万颗要 280 毫秒——不可接受。尘埃层因此改用 ImageData 直接写像素：同样的 40 万颗，实测 6.6 毫秒，再 putImageData 一次铺满，整套不到 15 毫秒。</w:t>
-      </w:r>
-    </w:p>
-    <w:p>
-      <w:pPr>
-        <w:ind w:firstLine="420"/>
-      </w:pPr>
-      <w:r>
-        <w:rPr>
-          <w:rFonts w:ascii="宋体" w:hAnsi="宋体" w:eastAsia="宋体"/>
-          <w:sz w:val="21"/>
-        </w:rPr>
-        <w:t>遨游移动中把缓存降到半分辨率（RSCALE 0.5），并补 1.25 倍亮度，避免"飞起来变暗"。另有一条教训写在记录里：曾按"本帧转动超过 18 像素就把星抽成 1/3"做优化，结果用户反馈"鼠标动一点点画面就瞬间变暗"——现在轨道视角不再抽稀，只有极快的甩动（一帧超过 600 像素）才降到 1/2，并同时补 1.45 倍亮度。</w:t>
-      </w:r>
-    </w:p>
-    <w:p>
-      <w:pPr>
-        <w:ind w:firstLine="420"/>
-      </w:pPr>
-      <w:r>
-        <w:rPr>
-          <w:rFonts w:ascii="宋体" w:hAnsi="宋体" w:eastAsia="宋体"/>
-          <w:sz w:val="21"/>
-        </w:rPr>
-        <w:t>同机实测（headless + 软件光栅，2529×1238）：可数星一层约 90 毫秒，尘埃层约 12 毫秒；真实 GPU 上快一个数量级。</w:t>
-      </w:r>
-    </w:p>
-    <w:p>
-      <w:pPr>
-        <w:pStyle w:val="Heading1"/>
-      </w:pPr>
-      <w:r>
-        <w:t>八、摄影机与操作</w:t>
-      </w:r>
-    </w:p>
-    <w:p>
-      <w:pPr>
-        <w:ind w:firstLine="420"/>
-      </w:pPr>
-      <w:r>
-        <w:rPr>
-          <w:rFonts w:ascii="宋体" w:hAnsi="宋体" w:eastAsia="宋体"/>
-          <w:sz w:val="21"/>
-        </w:rPr>
-        <w:t>默认机位距银心 2.00 单位、俯角 −0.505 弧度（约 29°，与盘面成 30 度左右），星海占满画面。开场时相机先在星海内部睁眼（0.72），620 毫秒处闪白一下，再用 4.2 秒平滑退到 2.00——先让你在里面，再退出来看全景。</w:t>
-      </w:r>
-    </w:p>
-    <w:tbl>
-      <w:tblPr>
-        <w:tblStyle w:val="TableGrid"/>
-        <w:tblW w:type="auto" w:w="0"/>
-        <w:jc w:val="center"/>
-        <w:tblLook w:firstColumn="1" w:firstRow="1" w:lastColumn="0" w:lastRow="0" w:noHBand="0" w:noVBand="1" w:val="04A0"/>
-      </w:tblPr>
-      <w:tblGrid>
-        <w:gridCol w:w="4592"/>
-        <w:gridCol w:w="4592"/>
-      </w:tblGrid>
-      <w:tr>
-        <w:tc>
-          <w:tcPr>
-            <w:tcW w:type="dxa" w:w="2835"/>
-            <w:shd w:val="clear" w:fill="F2EFE6"/>
-          </w:tcPr>
-          <w:p>
-            <w:r/>
-            <w:r>
-              <w:rPr>
-                <w:rFonts w:ascii="黑体" w:hAnsi="黑体" w:eastAsia="黑体"/>
-                <w:b/>
-                <w:sz w:val="19"/>
-              </w:rPr>
-              <w:t>操作</w:t>
-            </w:r>
-          </w:p>
-        </w:tc>
-        <w:tc>
-          <w:tcPr>
-            <w:tcW w:type="dxa" w:w="5896"/>
-            <w:shd w:val="clear" w:fill="F2EFE6"/>
-          </w:tcPr>
-          <w:p>
-            <w:r/>
-            <w:r>
-              <w:rPr>
-                <w:rFonts w:ascii="黑体" w:hAnsi="黑体" w:eastAsia="黑体"/>
-                <w:b/>
-                <w:sz w:val="19"/>
-              </w:rPr>
-              <w:t>作用</w:t>
-            </w:r>
-          </w:p>
-        </w:tc>
-      </w:tr>
-      <w:tr>
-        <w:tc>
-          <w:tcPr>
-            <w:tcW w:type="dxa" w:w="2835"/>
-          </w:tcPr>
-          <w:p>
-            <w:r/>
-            <w:r>
-              <w:rPr>
-                <w:rFonts w:ascii="宋体" w:hAnsi="宋体" w:eastAsia="宋体"/>
-                <w:sz w:val="19"/>
-              </w:rPr>
-              <w:t>拖动 / 滚轮</w:t>
-            </w:r>
-          </w:p>
-        </w:tc>
-        <w:tc>
-          <w:tcPr>
-            <w:tcW w:type="dxa" w:w="5896"/>
-          </w:tcPr>
-          <w:p>
-            <w:r/>
-            <w:r>
-              <w:rPr>
-                <w:rFonts w:ascii="宋体" w:hAnsi="宋体" w:eastAsia="宋体"/>
-                <w:sz w:val="19"/>
-              </w:rPr>
-              <w:t>轨道巡游；滚轮拉近拉远（0.55—3.6 倍）</w:t>
-            </w:r>
-          </w:p>
-        </w:tc>
-      </w:tr>
-      <w:tr>
-        <w:tc>
-          <w:tcPr>
-            <w:tcW w:type="dxa" w:w="2835"/>
-          </w:tcPr>
-          <w:p>
-            <w:r/>
-            <w:r>
-              <w:rPr>
-                <w:rFonts w:ascii="宋体" w:hAnsi="宋体" w:eastAsia="宋体"/>
-                <w:sz w:val="19"/>
-              </w:rPr>
-              <w:t>点击星辰</w:t>
-            </w:r>
-          </w:p>
-        </w:tc>
-        <w:tc>
-          <w:tcPr>
-            <w:tcW w:type="dxa" w:w="5896"/>
-          </w:tcPr>
-          <w:p>
-            <w:r/>
-            <w:r>
-              <w:rPr>
-                <w:rFonts w:ascii="宋体" w:hAnsi="宋体" w:eastAsia="宋体"/>
-                <w:sz w:val="19"/>
-              </w:rPr>
-              <w:t>镜头飞过去，展开诗卡</w:t>
-            </w:r>
-          </w:p>
-        </w:tc>
-      </w:tr>
-      <w:tr>
-        <w:tc>
-          <w:tcPr>
-            <w:tcW w:type="dxa" w:w="2835"/>
-          </w:tcPr>
-          <w:p>
-            <w:r/>
-            <w:r>
-              <w:rPr>
-                <w:rFonts w:ascii="宋体" w:hAnsi="宋体" w:eastAsia="宋体"/>
-                <w:sz w:val="19"/>
-              </w:rPr>
-              <w:t>W A S D</w:t>
-            </w:r>
-          </w:p>
-        </w:tc>
-        <w:tc>
-          <w:tcPr>
-            <w:tcW w:type="dxa" w:w="5896"/>
-          </w:tcPr>
-          <w:p>
-            <w:r/>
-            <w:r>
-              <w:rPr>
-                <w:rFonts w:ascii="宋体" w:hAnsi="宋体" w:eastAsia="宋体"/>
-                <w:sz w:val="19"/>
-              </w:rPr>
-              <w:t>进入遨游：前进/后退/平移</w:t>
-            </w:r>
-          </w:p>
-        </w:tc>
-      </w:tr>
-      <w:tr>
-        <w:tc>
-          <w:tcPr>
-            <w:tcW w:type="dxa" w:w="2835"/>
-          </w:tcPr>
-          <w:p>
-            <w:r/>
-            <w:r>
-              <w:rPr>
-                <w:rFonts w:ascii="宋体" w:hAnsi="宋体" w:eastAsia="宋体"/>
-                <w:sz w:val="19"/>
-              </w:rPr>
-              <w:t>空格 / C</w:t>
-            </w:r>
-          </w:p>
-        </w:tc>
-        <w:tc>
-          <w:tcPr>
-            <w:tcW w:type="dxa" w:w="5896"/>
-          </w:tcPr>
-          <w:p>
-            <w:r/>
-            <w:r>
-              <w:rPr>
-                <w:rFonts w:ascii="宋体" w:hAnsi="宋体" w:eastAsia="宋体"/>
-                <w:sz w:val="19"/>
-              </w:rPr>
-              <w:t>升降</w:t>
-            </w:r>
-          </w:p>
-        </w:tc>
-      </w:tr>
-      <w:tr>
-        <w:tc>
-          <w:tcPr>
-            <w:tcW w:type="dxa" w:w="2835"/>
-          </w:tcPr>
-          <w:p>
-            <w:r/>
-            <w:r>
-              <w:rPr>
-                <w:rFonts w:ascii="宋体" w:hAnsi="宋体" w:eastAsia="宋体"/>
-                <w:sz w:val="19"/>
-              </w:rPr>
-              <w:t>Q / E</w:t>
-            </w:r>
-          </w:p>
-        </w:tc>
-        <w:tc>
-          <w:tcPr>
-            <w:tcW w:type="dxa" w:w="5896"/>
-          </w:tcPr>
-          <w:p>
-            <w:r/>
-            <w:r>
-              <w:rPr>
-                <w:rFonts w:ascii="宋体" w:hAnsi="宋体" w:eastAsia="宋体"/>
-                <w:sz w:val="19"/>
-              </w:rPr>
-              <w:t>滚转，松手自动回正</w:t>
-            </w:r>
-          </w:p>
-        </w:tc>
-      </w:tr>
-      <w:tr>
-        <w:tc>
-          <w:tcPr>
-            <w:tcW w:type="dxa" w:w="2835"/>
-          </w:tcPr>
-          <w:p>
-            <w:r/>
-            <w:r>
-              <w:rPr>
-                <w:rFonts w:ascii="宋体" w:hAnsi="宋体" w:eastAsia="宋体"/>
-                <w:sz w:val="19"/>
-              </w:rPr>
-              <w:t>Shift</w:t>
-            </w:r>
-          </w:p>
-        </w:tc>
-        <w:tc>
-          <w:tcPr>
-            <w:tcW w:type="dxa" w:w="5896"/>
-          </w:tcPr>
-          <w:p>
-            <w:r/>
-            <w:r>
-              <w:rPr>
-                <w:rFonts w:ascii="宋体" w:hAnsi="宋体" w:eastAsia="宋体"/>
-                <w:sz w:val="19"/>
-              </w:rPr>
-              <w:t>两倍速（松开回一倍，航速本身固定 0.30）</w:t>
-            </w:r>
-          </w:p>
-        </w:tc>
-      </w:tr>
-      <w:tr>
-        <w:tc>
-          <w:tcPr>
-            <w:tcW w:type="dxa" w:w="2835"/>
-          </w:tcPr>
-          <w:p>
-            <w:r/>
-            <w:r>
-              <w:rPr>
-                <w:rFonts w:ascii="宋体" w:hAnsi="宋体" w:eastAsia="宋体"/>
-                <w:sz w:val="19"/>
-              </w:rPr>
-              <w:t>V</w:t>
-            </w:r>
-          </w:p>
-        </w:tc>
-        <w:tc>
-          <w:tcPr>
-            <w:tcW w:type="dxa" w:w="5896"/>
-          </w:tcPr>
-          <w:p>
-            <w:r/>
-            <w:r>
-              <w:rPr>
-                <w:rFonts w:ascii="宋体" w:hAnsi="宋体" w:eastAsia="宋体"/>
-                <w:sz w:val="19"/>
-              </w:rPr>
-              <w:t>滑回总览机位</w:t>
-            </w:r>
-          </w:p>
-        </w:tc>
-      </w:tr>
-      <w:tr>
-        <w:tc>
-          <w:tcPr>
-            <w:tcW w:type="dxa" w:w="2835"/>
-          </w:tcPr>
-          <w:p>
-            <w:r/>
-            <w:r>
-              <w:rPr>
-                <w:rFonts w:ascii="宋体" w:hAnsi="宋体" w:eastAsia="宋体"/>
-                <w:sz w:val="19"/>
-              </w:rPr>
-              <w:t>F / H</w:t>
-            </w:r>
-          </w:p>
-        </w:tc>
-        <w:tc>
-          <w:tcPr>
-            <w:tcW w:type="dxa" w:w="5896"/>
-          </w:tcPr>
-          <w:p>
-            <w:r/>
-            <w:r>
-              <w:rPr>
-                <w:rFonts w:ascii="宋体" w:hAnsi="宋体" w:eastAsia="宋体"/>
-                <w:sz w:val="19"/>
-              </w:rPr>
-              <w:t>全屏 / 隐藏全部界面</w:t>
-            </w:r>
-          </w:p>
-        </w:tc>
-      </w:tr>
-      <w:tr>
-        <w:tc>
-          <w:tcPr>
-            <w:tcW w:type="dxa" w:w="2835"/>
-          </w:tcPr>
-          <w:p>
-            <w:r/>
-            <w:r>
-              <w:rPr>
-                <w:rFonts w:ascii="宋体" w:hAnsi="宋体" w:eastAsia="宋体"/>
-                <w:sz w:val="19"/>
-              </w:rPr>
-              <w:t>Esc</w:t>
-            </w:r>
-          </w:p>
-        </w:tc>
-        <w:tc>
-          <w:tcPr>
-            <w:tcW w:type="dxa" w:w="5896"/>
-          </w:tcPr>
-          <w:p>
-            <w:r/>
-            <w:r>
-              <w:rPr>
-                <w:rFonts w:ascii="宋体" w:hAnsi="宋体" w:eastAsia="宋体"/>
-                <w:sz w:val="19"/>
-              </w:rPr>
-              <w:t>退出遨游</w:t>
-            </w:r>
-          </w:p>
-        </w:tc>
-      </w:tr>
-    </w:tbl>
-    <w:p/>
-    <w:p>
-      <w:pPr>
-        <w:ind w:firstLine="420"/>
-      </w:pPr>
-      <w:r>
-        <w:rPr>
-          <w:rFonts w:ascii="宋体" w:hAnsi="宋体" w:eastAsia="宋体"/>
-          <w:sz w:val="21"/>
-        </w:rPr>
-        <w:t>遨游的活动范围是半径 0.85—6.2 的球壳：内圈挡住银心（贴太近只剩远处暗星，会黑屏），外圈是软边界，撞上去顺着滑。视线离开银心超过约 52 度时，屏幕下方会出现一行提示「银心在身后 · N 单位 · V 归位」——只提示方向，不再强行把镜头掰回去，因为那样会让人想往外飞时被拽回。</w:t>
-      </w:r>
-    </w:p>
-    <w:p>
-      <w:pPr>
-        <w:pStyle w:val="Heading1"/>
-      </w:pPr>
-      <w:r>
-        <w:t>九、检索：让"关系"可查</w:t>
-      </w:r>
-    </w:p>
-    <w:p>
-      <w:pPr>
-        <w:ind w:firstLine="420"/>
-      </w:pPr>
-      <w:r>
-        <w:rPr>
-          <w:rFonts w:ascii="宋体" w:hAnsi="宋体" w:eastAsia="宋体"/>
-          <w:sz w:val="21"/>
-        </w:rPr>
-        <w:t>检索支持多词：用空格、逗号、顿号或分号分隔，命中取并集（含任一词即亮）。底部的意象标签同样可以多选：点一个加入、再点取消。</w:t>
-      </w:r>
-    </w:p>
-    <w:p>
-      <w:pPr>
-        <w:ind w:firstLine="420"/>
-      </w:pPr>
-      <w:r>
-        <w:rPr>
-          <w:rFonts w:ascii="宋体" w:hAnsi="宋体" w:eastAsia="宋体"/>
-          <w:sz w:val="21"/>
-        </w:rPr>
-        <w:t>命中数不超过 90 首时，视野内相邻的命中星之间会连线；超过 90 首只点亮不连线——否则屏幕会被上千条线织成一张网，什么也读不出来。打开诗卡后，命中的星依然保持闪烁，方便对照"这一首在这个词里处在什么位置"。</w:t>
-      </w:r>
-    </w:p>
-    <w:p>
-      <w:pPr>
-        <w:pStyle w:val="Heading1"/>
-      </w:pPr>
-      <w:r>
-        <w:t>十、天球模式</w:t>
-      </w:r>
-    </w:p>
-    <w:p>
-      <w:pPr>
-        <w:ind w:firstLine="420"/>
-      </w:pPr>
-      <w:r>
-        <w:rPr>
-          <w:rFonts w:ascii="宋体" w:hAnsi="宋体" w:eastAsia="宋体"/>
-          <w:sz w:val="21"/>
-        </w:rPr>
-        <w:t>点右上角「天球」可切到真实天球：星表取自 HYG 星表（经 d3-celestial 整理），压成 121 KB 的 sky_data.js；星座连线与银河全景照（ESO / S. Brunier，eso0932a，CC BY 4.0）都是真实材料。它的作用是给星海一个参照：真实的天，与用诗算出来的天，并置着看。</w:t>
-      </w:r>
-    </w:p>
-    <w:p>
-      <w:pPr>
-        <w:pStyle w:val="Heading1"/>
-      </w:pPr>
-      <w:r>
-        <w:t>十一、工程与交付</w:t>
-      </w:r>
-    </w:p>
-    <w:p>
-      <w:pPr>
-        <w:ind w:firstLine="420"/>
-      </w:pPr>
-      <w:r>
-        <w:rPr>
-          <w:rFonts w:ascii="宋体" w:hAnsi="宋体" w:eastAsia="宋体"/>
-          <w:sz w:val="21"/>
-        </w:rPr>
-        <w:t>渲染全部手写 Canvas 2D，不用第三方库；页面逻辑在单个 index.html 里，数据脚本独立（data.js / sky_data.js / shiyun.js 等），构建时内联成一个文件。</w:t>
-      </w:r>
-    </w:p>
-    <w:p>
-      <w:pPr>
-        <w:pStyle w:val="ListBullet"/>
-      </w:pPr>
-      <w:r>
-        <w:rPr>
-          <w:rFonts w:ascii="宋体" w:hAnsi="宋体" w:eastAsia="宋体"/>
-          <w:sz w:val="21"/>
-        </w:rPr>
-        <w:t>单文件版：3.4 MB，含 31 幅精选配图，断网双击即开，适合课堂演示。</w:t>
-      </w:r>
-    </w:p>
-    <w:p>
-      <w:pPr>
-        <w:pStyle w:val="ListBullet"/>
-      </w:pPr>
-      <w:r>
-        <w:rPr>
-          <w:rFonts w:ascii="宋体" w:hAnsi="宋体" w:eastAsia="宋体"/>
-          <w:sz w:val="21"/>
-        </w:rPr>
-        <w:t>全图版：作品 + 1,468 幅外置图库，配图按需加载，可随生成继续增长。</w:t>
-      </w:r>
-    </w:p>
-    <w:p>
-      <w:pPr>
-        <w:pStyle w:val="ListBullet"/>
-      </w:pPr>
-      <w:r>
-        <w:rPr>
-          <w:rFonts w:ascii="宋体" w:hAnsi="宋体" w:eastAsia="宋体"/>
-          <w:sz w:val="21"/>
-        </w:rPr>
-        <w:t>冒烟测试：无头浏览器打开单文件、点一首诗、确认诗卡出现，任何"点星没反应"的回归都会在这里被拦住。</w:t>
-      </w:r>
-    </w:p>
-    <w:p>
-      <w:pPr>
-        <w:pStyle w:val="ListBullet"/>
-      </w:pPr>
-      <w:r>
-        <w:rPr>
-          <w:rFonts w:ascii="宋体" w:hAnsi="宋体" w:eastAsia="宋体"/>
-          <w:sz w:val="21"/>
-        </w:rPr>
-        <w:t>版本可回滚：git 保存了每一轮源码，另有一份不依赖 git 的物理快照（含构建好的单文件）。</w:t>
+        <w:t>手写 Canvas 2D，不用第三方库；单文件打包约 10 MB，断网可开。整屏读时，把这首诗的配图放大挂成“图版”：宽屏置右列、随读不动，窄屏作置顶横幅，并标注“按诗题与意象生成／非古画原件”。检索框默认收起，按 / 或 Ctrl+K 唤出，按意象、情感、体裁、时期、题材五个维度检索。</w:t>
       </w:r>
     </w:p>
     <w:sectPr>
       <w:pgSz w:w="11906" w:h="16838"/>
-      <w:pgMar w:top="1247" w:right="1361" w:bottom="1247" w:left="1361" w:header="720" w:footer="720" w:gutter="0"/>
+      <w:pgMar w:top="1440" w:right="1803" w:bottom="1440" w:left="1803" w:header="720" w:footer="720" w:gutter="0"/>
       <w:cols w:space="720"/>
       <w:docGrid w:linePitch="360"/>
     </w:sectPr>
@@ -2574,12 +615,9 @@
     <w:name w:val="Normal"/>
     <w:qFormat/>
     <w:rsid w:val="00FC693F"/>
-    <w:pPr>
-      <w:spacing w:line="384" w:lineRule="auto" w:before="0" w:after="120"/>
-    </w:pPr>
     <w:rPr>
       <w:rFonts w:ascii="宋体" w:hAnsi="宋体" w:eastAsia="宋体"/>
-      <w:sz w:val="21"/>
+      <w:sz w:val="24"/>
     </w:rPr>
   </w:style>
   <w:style w:type="paragraph" w:styleId="Header">
@@ -2637,15 +675,15 @@
     <w:pPr>
       <w:keepNext/>
       <w:keepLines/>
-      <w:spacing w:before="280" w:after="120"/>
+      <w:spacing w:before="480" w:after="0"/>
       <w:outlineLvl w:val="0"/>
     </w:pPr>
     <w:rPr>
-      <w:rFonts w:asciiTheme="majorHAnsi" w:eastAsiaTheme="majorEastAsia" w:hAnsiTheme="majorHAnsi" w:cstheme="majorBidi" w:ascii="黑体" w:hAnsi="黑体" w:eastAsia="黑体"/>
+      <w:rFonts w:asciiTheme="majorHAnsi" w:eastAsiaTheme="majorEastAsia" w:hAnsiTheme="majorHAnsi" w:cstheme="majorBidi"/>
       <w:b/>
       <w:bCs/>
-      <w:color w:val="1A1A1A"/>
-      <w:sz w:val="30"/>
+      <w:color w:val="365F91" w:themeColor="accent1" w:themeShade="BF"/>
+      <w:sz w:val="28"/>
       <w:szCs w:val="28"/>
     </w:rPr>
   </w:style>
@@ -2661,15 +699,15 @@
     <w:pPr>
       <w:keepNext/>
       <w:keepLines/>
-      <w:spacing w:before="200" w:after="120"/>
+      <w:spacing w:before="200" w:after="0"/>
       <w:outlineLvl w:val="1"/>
     </w:pPr>
     <w:rPr>
-      <w:rFonts w:asciiTheme="majorHAnsi" w:eastAsiaTheme="majorEastAsia" w:hAnsiTheme="majorHAnsi" w:cstheme="majorBidi" w:ascii="黑体" w:hAnsi="黑体" w:eastAsia="黑体"/>
+      <w:rFonts w:asciiTheme="majorHAnsi" w:eastAsiaTheme="majorEastAsia" w:hAnsiTheme="majorHAnsi" w:cstheme="majorBidi"/>
       <w:b/>
       <w:bCs/>
-      <w:color w:val="1A1A1A"/>
-      <w:sz w:val="24"/>
+      <w:color w:val="4F81BD" w:themeColor="accent1"/>
+      <w:sz w:val="26"/>
       <w:szCs w:val="26"/>
     </w:rPr>
   </w:style>
